--- a/docs/Termo_de_Aceite_Mente_Fria.docx
+++ b/docs/Termo_de_Aceite_Mente_Fria.docx
@@ -824,7 +824,7 @@
         <w:rPr>
           <w:color w:val="333333"/>
         </w:rPr>
-        <w:t>Cadastro de ingredientes e produtos: registro de ingredientes com quantidade, validade e custo, além de produtos e sua composição de ingredientes (N:N)</w:t>
+        <w:t>Cadastro de ingredientes e produtos: registro de ingredientes com unidade de medida, custo, porção padrão e quantidade mínima (o estoque e a validade são registrados nas movimentações de entrada), além de produtos e sua composição de ingredientes (N:N)</w:t>
       </w:r>
     </w:p>
     <w:p>
@@ -890,7 +890,7 @@
         <w:rPr>
           <w:color w:val="333333"/>
         </w:rPr>
-        <w:t>Otimização da produção: cálculo da quantidade recomendada de cada produto por Programação Linear, buscando maximizar a receita com o estoque disponível</w:t>
+        <w:t>Otimização da produção: cálculo da quantidade recomendada de cada produto por Programação Linear Inteira pura, buscando maximizar a receita com o estoque disponível</w:t>
       </w:r>
     </w:p>
     <w:p>
@@ -979,28 +979,6 @@
           <w:color w:val="333333"/>
         </w:rPr>
         <w:t>Sugestões de marketing: geração de sugestões de campanhas para produtos identificados como prioritários</w:t>
-      </w:r>
-    </w:p>
-    <w:p>
-      <w:pPr>
-        <w:pStyle w:val="ListParagraph"/>
-        <w:numPr>
-          <w:ilvl w:val="0"/>
-          <w:numId w:val="1"/>
-        </w:numPr>
-        <w:tabs>
-          <w:tab w:val="left" w:pos="440"/>
-          <w:tab w:val="left" w:pos="442"/>
-        </w:tabs>
-        <w:spacing w:line="319" w:lineRule="auto"/>
-        <w:ind w:right="790"/>
-        <w:jc w:val="left"/>
-      </w:pPr>
-      <w:r>
-        <w:rPr>
-          <w:color w:val="333333"/>
-        </w:rPr>
-        <w:t>Histórico de preços (Should): consulta das alterações de preço de cada produto</w:t>
       </w:r>
     </w:p>
     <w:p>
@@ -1236,7 +1214,7 @@
         <w:rPr>
           <w:color w:val="333333"/>
         </w:rPr>
-        <w:t>Otimização da produção funciona corretamente, utilizando Programação Linear para calcular as quantidades recomendadas com base no estoque disponível</w:t>
+        <w:t>Otimização da produção funciona corretamente, utilizando Programação Linear Inteira pura para calcular as quantidades recomendadas com base no estoque disponível</w:t>
       </w:r>
     </w:p>
     <w:p>
